--- a/Files/05 - Devarim/06 - Ki Seitzei/5784/Ki Seitzei 5784 (1)/Ki Seitzei 5784 (1).docx
+++ b/Files/05 - Devarim/06 - Ki Seitzei/5784/Ki Seitzei 5784 (1)/Ki Seitzei 5784 (1).docx
@@ -550,7 +550,7 @@
         <w:rPr>
           <w:rFonts w:ascii="Times New Roman" w:hAnsi="Times New Roman" w:cs="Times New Roman"/>
         </w:rPr>
-        <w:t xml:space="preserve"> the</w:t>
+        <w:t xml:space="preserve"> the </w:t>
       </w:r>
       <w:r>
         <w:rPr>
@@ -604,7 +604,7 @@
           <w:rFonts w:ascii="Times New Roman" w:hAnsi="Times New Roman" w:cs="Times New Roman" w:hint="cs"/>
           <w:rtl/>
         </w:rPr>
-        <w:t>תמצא</w:t>
+        <w:t xml:space="preserve">תמצא </w:t>
       </w:r>
       <w:r>
         <w:rPr>
